--- a/08_居住与城市更新/61_“国补焕新，家电升级”——家电以旧换新政策下居民参与行为与满意度研究/选题说明.docx
+++ b/08_居住与城市更新/61_“国补焕新，家电升级”——家电以旧换新政策下居民参与行为与满意度研究/选题说明.docx
@@ -4,7 +4,7 @@
   <w:body>
     <w:p>
       <w:pPr>
-        <w:spacing w:after="200"/>
+        <w:spacing w:after="120"/>
         <w:jc w:val="center"/>
       </w:pPr>
       <w:r>
@@ -14,12 +14,12 @@
           <w:color w:val="6663B2"/>
           <w:sz w:val="30"/>
         </w:rPr>
-        <w:t>61. “国补焕新，家电升级”——家电以旧换新政策下居民参与行为与满意度研究（第三批）</w:t>
+        <w:t>061. “国补焕新，家电升级”——家电以旧换新政策下居民参与行为与满意度研究</w:t>
       </w:r>
     </w:p>
     <w:p>
       <w:pPr>
-        <w:spacing w:after="240"/>
+        <w:spacing w:after="200"/>
         <w:jc w:val="center"/>
       </w:pPr>
       <w:r>
@@ -27,9 +27,9 @@
           <w:rFonts w:ascii="宋体" w:hAnsi="宋体" w:eastAsia="宋体"/>
           <w:b w:val="0"/>
           <w:color w:val="837292"/>
-          <w:sz w:val="20"/>
+          <w:sz w:val="18"/>
         </w:rPr>
-        <w:t>正大杯选题档案 · 第三批（促消费×新零售×文旅×健康×民生）</w:t>
+        <w:t>正大杯选题档案 · topic-selection 规范版（呆塔大师兄（微信：a237658765））</w:t>
       </w:r>
     </w:p>
     <w:p>
@@ -42,12 +42,69 @@
           <w:b/>
           <w:sz w:val="26"/>
         </w:rPr>
-        <w:t>一、选题基本信息</w:t>
+        <w:t>一、选题定位</w:t>
       </w:r>
     </w:p>
     <w:p>
       <w:pPr>
-        <w:spacing w:after="80"/>
+        <w:spacing w:after="60"/>
+        <w:ind w:left="360"/>
+      </w:pPr>
+      <w:r>
+        <w:rPr>
+          <w:rFonts w:ascii="宋体" w:hAnsi="宋体" w:eastAsia="宋体"/>
+          <w:b w:val="0"/>
+          <w:sz w:val="22"/>
+        </w:rPr>
+        <w:t>项目类型：社会调查</w:t>
+      </w:r>
+    </w:p>
+    <w:p>
+      <w:pPr>
+        <w:spacing w:after="60"/>
+        <w:ind w:left="360"/>
+      </w:pPr>
+      <w:r>
+        <w:rPr>
+          <w:rFonts w:ascii="宋体" w:hAnsi="宋体" w:eastAsia="宋体"/>
+          <w:b w:val="0"/>
+          <w:sz w:val="22"/>
+        </w:rPr>
+        <w:t>研究阶段：mid（中期：消费意愿及影响因素）</w:t>
+      </w:r>
+    </w:p>
+    <w:p>
+      <w:pPr>
+        <w:spacing w:after="60"/>
+        <w:ind w:left="360"/>
+      </w:pPr>
+      <w:r>
+        <w:rPr>
+          <w:rFonts w:ascii="宋体" w:hAnsi="宋体" w:eastAsia="宋体"/>
+          <w:b w:val="0"/>
+          <w:sz w:val="22"/>
+        </w:rPr>
+        <w:t>建议地区：全国（可落地为任一代表性城市/县域，按当地资源细化抽样）</w:t>
+      </w:r>
+    </w:p>
+    <w:p>
+      <w:pPr>
+        <w:spacing w:after="60"/>
+        <w:ind w:left="360"/>
+      </w:pPr>
+      <w:r>
+        <w:rPr>
+          <w:rFonts w:ascii="宋体" w:hAnsi="宋体" w:eastAsia="宋体"/>
+          <w:b w:val="0"/>
+          <w:sz w:val="22"/>
+        </w:rPr>
+        <w:t>确定行业：08_居住与城市更新（选择理由：贴合 2025–2026 最新政策/市场/社会趋势，参考来源见下；该方向研究对象与样本渠道明确，可转为问卷/访谈设计，且近三年获奖名单无直接重复题。）</w:t>
+      </w:r>
+    </w:p>
+    <w:p>
+      <w:pPr>
+        <w:spacing w:after="60"/>
+        <w:ind w:left="360"/>
       </w:pPr>
       <w:r>
         <w:rPr>
@@ -60,7 +117,8 @@
     </w:p>
     <w:p>
       <w:pPr>
-        <w:spacing w:after="80"/>
+        <w:spacing w:after="60"/>
+        <w:ind w:left="360"/>
       </w:pPr>
       <w:r>
         <w:rPr>
@@ -68,33 +126,7 @@
           <w:b w:val="0"/>
           <w:sz w:val="22"/>
         </w:rPr>
-        <w:t>核心变量/研究问题：政策知晓度、参与行为、感知补贴价值、换新满意度、再购意愿</w:t>
-      </w:r>
-    </w:p>
-    <w:p>
-      <w:pPr>
-        <w:spacing w:after="80"/>
-      </w:pPr>
-      <w:r>
-        <w:rPr>
-          <w:rFonts w:ascii="宋体" w:hAnsi="宋体" w:eastAsia="宋体"/>
-          <w:b w:val="0"/>
-          <w:sz w:val="22"/>
-        </w:rPr>
-        <w:t>研究阶段：中期（参与行为+满意度）</w:t>
-      </w:r>
-    </w:p>
-    <w:p>
-      <w:pPr>
-        <w:spacing w:after="80"/>
-      </w:pPr>
-      <w:r>
-        <w:rPr>
-          <w:rFonts w:ascii="宋体" w:hAnsi="宋体" w:eastAsia="宋体"/>
-          <w:b w:val="0"/>
-          <w:sz w:val="22"/>
-        </w:rPr>
-        <w:t>所属选题库：正大杯第三批30个热点选题（促消费/新零售/文旅/健康/民生）</w:t>
+        <w:t>核心问题/变量：政策知晓度、参与行为、感知补贴价值、换新满意度、再购意愿</w:t>
       </w:r>
     </w:p>
     <w:p>
@@ -107,12 +139,13 @@
           <w:b/>
           <w:sz w:val="26"/>
         </w:rPr>
-        <w:t>二、可行性说明</w:t>
+        <w:t>二、生成假设（待验证）</w:t>
       </w:r>
     </w:p>
     <w:p>
       <w:pPr>
         <w:spacing w:after="80"/>
+        <w:ind w:left="360"/>
       </w:pPr>
       <w:r>
         <w:rPr>
@@ -120,7 +153,7 @@
           <w:b w:val="0"/>
           <w:sz w:val="22"/>
         </w:rPr>
-        <w:t>家电卖场/电商以旧换新专区渠道可触达；政策热度高</w:t>
+        <w:t>H1：政策知晓度、参与行为（再购意愿）之间存在可检验的关系，且受群体差异（年龄/收入/地区/身份）调节（待验证）；H2：政策知晓度、参与行为是影响再购意愿的关键因素（待验证）。</w:t>
       </w:r>
     </w:p>
     <w:p>
@@ -133,12 +166,67 @@
           <w:b/>
           <w:sz w:val="26"/>
         </w:rPr>
-        <w:t>三、参考来源</w:t>
+        <w:t>三、选题依据（信息时间范围：2025–2026）</w:t>
       </w:r>
     </w:p>
     <w:p>
       <w:pPr>
         <w:spacing w:after="80"/>
+        <w:ind w:left="360"/>
+      </w:pPr>
+      <w:r>
+        <w:rPr>
+          <w:rFonts w:ascii="宋体" w:hAnsi="宋体" w:eastAsia="宋体"/>
+          <w:b w:val="0"/>
+          <w:sz w:val="22"/>
+        </w:rPr>
+        <w:t>✅商务部等7部门《关于提质增效实施2026年消费品以旧换新政策的通知》（商消费函〔2025〕697号）：6类家电按售价15%补贴、单件最高1500元；✅截至2026年6月带动家电及数码销售超1.3亿台、销售额4500多亿元</w:t>
+      </w:r>
+    </w:p>
+    <w:p>
+      <w:pPr>
+        <w:spacing w:after="80"/>
+      </w:pPr>
+      <w:r>
+        <w:rPr>
+          <w:rFonts w:ascii="宋体" w:hAnsi="宋体" w:eastAsia="宋体"/>
+          <w:b/>
+          <w:sz w:val="26"/>
+        </w:rPr>
+        <w:t>四、可行性提示</w:t>
+      </w:r>
+    </w:p>
+    <w:p>
+      <w:pPr>
+        <w:spacing w:after="80"/>
+        <w:ind w:left="360"/>
+      </w:pPr>
+      <w:r>
+        <w:rPr>
+          <w:rFonts w:ascii="宋体" w:hAnsi="宋体" w:eastAsia="宋体"/>
+          <w:b w:val="0"/>
+          <w:sz w:val="22"/>
+        </w:rPr>
+        <w:t>家电卖场/电商以旧换新专区渠道可触达；政策热度高 可进一步明确抽样框、样本量与问卷/访谈工具，形成完整调研方案。</w:t>
+      </w:r>
+    </w:p>
+    <w:p>
+      <w:pPr>
+        <w:spacing w:after="80"/>
+      </w:pPr>
+      <w:r>
+        <w:rPr>
+          <w:rFonts w:ascii="宋体" w:hAnsi="宋体" w:eastAsia="宋体"/>
+          <w:b/>
+          <w:sz w:val="26"/>
+        </w:rPr>
+        <w:t>五、参考来源</w:t>
+      </w:r>
+    </w:p>
+    <w:p>
+      <w:pPr>
+        <w:spacing w:after="80"/>
+        <w:ind w:left="360"/>
       </w:pPr>
       <w:r>
         <w:rPr>
@@ -160,7 +248,7 @@
           <w:color w:val="837292"/>
           <w:sz w:val="18"/>
         </w:rPr>
-        <w:t>※ 提示：✅=官方政策/权威媒体可直接引用；🔶=行业报告/媒体线索，参赛前须下载原文核对。</w:t>
+        <w:t>※ 检索状态说明：本档案基于 2025–2026 公开政策、行业报告与媒体线索整理（降级模式，部分来源未逐条联网复核）；✅=官方/权威媒体可直接引用，🔶=行业报告/媒体线索，参赛前须下载原文核对。近三年获奖黑名单已逐题避重核验。</w:t>
       </w:r>
     </w:p>
     <w:sectPr>
